--- a/EMGT5220/project/Proposal.docx
+++ b/EMGT5220/project/Proposal.docx
@@ -66,6 +66,7 @@
           <w:sz w:val="28"/>
         </w:rPr>
       </w:pPr>
+      <w:proofErr w:type="spellStart"/>
       <w:r>
         <w:rPr>
           <w:rFonts w:hint="eastAsia"/>
@@ -75,6 +76,7 @@
         </w:rPr>
         <w:t>Lingxuan</w:t>
       </w:r>
+      <w:proofErr w:type="spellEnd"/>
       <w:r>
         <w:rPr>
           <w:i/>
@@ -288,7 +290,15 @@
           <w:sz w:val="22"/>
           <w:szCs w:val="22"/>
         </w:rPr>
-        <w:t xml:space="preserve">maintainance </w:t>
+        <w:t>maintenance</w:t>
+      </w:r>
+      <w:r>
+        <w:rPr>
+          <w:rFonts w:ascii="Arial" w:eastAsia="Arial" w:hAnsi="Arial" w:cs="Arial"/>
+          <w:sz w:val="22"/>
+          <w:szCs w:val="22"/>
+        </w:rPr>
+        <w:t xml:space="preserve"> </w:t>
       </w:r>
       <w:r>
         <w:rPr>
@@ -596,7 +606,31 @@
           <w:sz w:val="22"/>
           <w:szCs w:val="22"/>
         </w:rPr>
-        <w:t>The main objective of this project is to set up a centralized server locally with terminals distributed to every employees' office instead of distributing computers. Users (employees) can no longer get access to the hardwares and their behaviors to the operating system are limited. Administrator can preinstall a list softwares for business purpose and other softwares that user wishes to use can only run in a sandbox. This project also provides a series of supporting services. The project aims to serve all companies especially those with no intersection with information technology.</w:t>
+        <w:t xml:space="preserve">The main objective of this project is to set up a centralized server locally with terminals distributed to every employees' office instead of distributing computers. Users (employees) can no longer get access to the hardware and their behaviors to the operating system are limited. Administrator can preinstall a list </w:t>
+      </w:r>
+      <w:r>
+        <w:rPr>
+          <w:rFonts w:ascii="Arial" w:eastAsia="Arial" w:hAnsi="Arial" w:cs="Arial"/>
+          <w:sz w:val="22"/>
+          <w:szCs w:val="22"/>
+        </w:rPr>
+        <w:t xml:space="preserve">of </w:t>
+      </w:r>
+      <w:r>
+        <w:rPr>
+          <w:rFonts w:ascii="Arial" w:eastAsia="Arial" w:hAnsi="Arial" w:cs="Arial"/>
+          <w:sz w:val="22"/>
+          <w:szCs w:val="22"/>
+        </w:rPr>
+        <w:t>software</w:t>
+      </w:r>
+      <w:r>
+        <w:rPr>
+          <w:rFonts w:ascii="Arial" w:eastAsia="Arial" w:hAnsi="Arial" w:cs="Arial"/>
+          <w:sz w:val="22"/>
+          <w:szCs w:val="22"/>
+        </w:rPr>
+        <w:t xml:space="preserve"> for business purpose and other software that user wishes to use can only run in a sandbox. This project also provides a series of supporting services. The project aims to serve all companies especially those with no intersection with information technology.</w:t>
       </w:r>
     </w:p>
     <w:p>
@@ -620,7 +654,23 @@
           <w:sz w:val="22"/>
           <w:szCs w:val="22"/>
         </w:rPr>
-        <w:t>The scope of the project is to provide a whole set of services including installation, operating system image procurement, virtual machine customization and distribution, operations engeneering training and technical support.</w:t>
+        <w:t>The scope of the project is to provide a whole set of services including installation, operating system image procurement, virtual machine customization and distribution, operations eng</w:t>
+      </w:r>
+      <w:r>
+        <w:rPr>
+          <w:rFonts w:ascii="Arial" w:eastAsia="Arial" w:hAnsi="Arial" w:cs="Arial"/>
+          <w:sz w:val="22"/>
+          <w:szCs w:val="22"/>
+        </w:rPr>
+        <w:t>i</w:t>
+      </w:r>
+      <w:r>
+        <w:rPr>
+          <w:rFonts w:ascii="Arial" w:eastAsia="Arial" w:hAnsi="Arial" w:cs="Arial"/>
+          <w:sz w:val="22"/>
+          <w:szCs w:val="22"/>
+        </w:rPr>
+        <w:t>neering training and technical support.</w:t>
       </w:r>
     </w:p>
     <w:p>
@@ -908,7 +958,25 @@
           <w:sz w:val="22"/>
           <w:szCs w:val="22"/>
         </w:rPr>
-        <w:t>Instantiate virtual machines for every employees from the highly customized image. Every employee shoud be assigned an individual virtual machine for work.</w:t>
+        <w:t xml:space="preserve">Instantiate virtual machines for every employees from the highly customized image. Every employee </w:t>
+      </w:r>
+      <w:r>
+        <w:rPr>
+          <w:rFonts w:ascii="Arial" w:eastAsia="Arial" w:hAnsi="Arial" w:cs="Arial"/>
+          <w:color w:val="000000" w:themeColor="text1"/>
+          <w:sz w:val="22"/>
+          <w:szCs w:val="22"/>
+        </w:rPr>
+        <w:t>should</w:t>
+      </w:r>
+      <w:r>
+        <w:rPr>
+          <w:rFonts w:ascii="Arial" w:eastAsia="Arial" w:hAnsi="Arial" w:cs="Arial"/>
+          <w:color w:val="000000" w:themeColor="text1"/>
+          <w:sz w:val="22"/>
+          <w:szCs w:val="22"/>
+        </w:rPr>
+        <w:t xml:space="preserve"> be assigned an individual virtual machine for work.</w:t>
       </w:r>
     </w:p>
     <w:p>
@@ -969,7 +1037,25 @@
           <w:sz w:val="22"/>
           <w:szCs w:val="22"/>
         </w:rPr>
-        <w:t>Monitor virtual machines' status and fix problems in time. Backup user ducuments periodically in case people make their machines crash.</w:t>
+        <w:t xml:space="preserve">Monitor virtual machines' status and fix problems in time. Backup user </w:t>
+      </w:r>
+      <w:r>
+        <w:rPr>
+          <w:rFonts w:ascii="Arial" w:eastAsia="Arial" w:hAnsi="Arial" w:cs="Arial"/>
+          <w:color w:val="000000" w:themeColor="text1"/>
+          <w:sz w:val="22"/>
+          <w:szCs w:val="22"/>
+        </w:rPr>
+        <w:t>documents</w:t>
+      </w:r>
+      <w:r>
+        <w:rPr>
+          <w:rFonts w:ascii="Arial" w:eastAsia="Arial" w:hAnsi="Arial" w:cs="Arial"/>
+          <w:color w:val="000000" w:themeColor="text1"/>
+          <w:sz w:val="22"/>
+          <w:szCs w:val="22"/>
+        </w:rPr>
+        <w:t xml:space="preserve"> periodically in case people make their machines crash.</w:t>
       </w:r>
     </w:p>
     <w:p>
